--- a/Clients/CDLX/CardLogix-AI-Growth-Summary.docx
+++ b/Clients/CDLX/CardLogix-AI-Growth-Summary.docx
@@ -223,7 +223,7 @@
                 <w:sz w:val="16"/>
                 <w:szCs w:val="16"/>
               </w:rPr>
-              <w:t xml:space="preserve">Tracks: your IT + a CJIS partnership</w:t>
+              <w:t xml:space="preserve">Tracks: your own IT + a channel partnership</w:t>
             </w:r>
           </w:p>
         </w:tc>
@@ -259,7 +259,7 @@
                 <w:sz w:val="38"/>
                 <w:szCs w:val="38"/>
               </w:rPr>
-              <w:t xml:space="preserve">Oct 2024</w:t>
+              <w:t xml:space="preserve">3 waves</w:t>
             </w:r>
           </w:p>
           <w:p>
@@ -273,7 +273,7 @@
                 <w:sz w:val="16"/>
                 <w:szCs w:val="16"/>
               </w:rPr>
-              <w:t xml:space="preserve">CJIS phishing-resistant MFA went mandatory</w:t>
+              <w:t xml:space="preserve">MFA mandates: federal → state/local → private (insurance)</w:t>
             </w:r>
           </w:p>
         </w:tc>
@@ -403,7 +403,7 @@
           <w:sz w:val="22"/>
           <w:szCs w:val="22"/>
         </w:rPr>
-        <w:t xml:space="preserve">CardLogix makes the credentials that secure identity — PIV, FIDO2, FRAC, and BIOSID. This summary distils a two-track plan: a small co-managed IT engagement for CardLogix’s own team now, and a CJIS-MFA channel partnership where Technijian wraps managed services around CardLogix’s cards for law-enforcement agencies. The full plan is ready on request.</w:t>
+        <w:t xml:space="preserve">CardLogix makes the credentials that secure identity — PIV, FIDO2, FRAC, and BIOSID. This summary distils a two-track plan: a small co-managed IT engagement for CardLogix’s own team now, and a phishing-resistant-MFA channel partnership where Technijian wraps managed services — including the certificate authority — around CardLogix’s cards for the customers now required to adopt them. Grounded in our May 29 conversation; the full plan is ready on request.</w:t>
       </w:r>
     </w:p>
     <w:p>
@@ -658,7 +658,7 @@
                 <w:sz w:val="20"/>
                 <w:szCs w:val="20"/>
               </w:rPr>
-              <w:t xml:space="preserve">Track B — CJIS / MFA Partnership</w:t>
+              <w:t xml:space="preserve">Track B — MFA / CA Partnership</w:t>
             </w:r>
           </w:p>
         </w:tc>
@@ -768,7 +768,7 @@
                 <w:sz w:val="20"/>
                 <w:szCs w:val="20"/>
               </w:rPr>
-              <w:t xml:space="preserve">CardLogix supplies the credentials; Technijian wraps managed IT, SOC, and CJIS compliance for agencies</w:t>
+              <w:t xml:space="preserve">CardLogix supplies the credentials; Technijian wraps managed IT, SOC, compliance, and the certificate authority for end customers</w:t>
             </w:r>
           </w:p>
         </w:tc>
@@ -878,7 +878,7 @@
                 <w:sz w:val="20"/>
                 <w:szCs w:val="20"/>
               </w:rPr>
-              <w:t xml:space="preserve">Real but unproven — the CJIS mandate is the catalyst</w:t>
+              <w:t xml:space="preserve">Validated on our May 29 call — Nick confirmed it as a joint, customer-facing service</w:t>
             </w:r>
           </w:p>
         </w:tc>
@@ -1071,7 +1071,7 @@
                 <w:sz w:val="22"/>
                 <w:szCs w:val="22"/>
               </w:rPr>
-              <w:t xml:space="preserve">Why Now — The CJIS Shift</w:t>
+              <w:t xml:space="preserve">Why Now — MFA Went From Recommended to Required, in Three Waves</w:t>
             </w:r>
           </w:p>
           <w:p>
@@ -1087,7 +1087,7 @@
                 <w:sz w:val="20"/>
                 <w:szCs w:val="20"/>
               </w:rPr>
-              <w:t xml:space="preserve">CJIS Security Policy 5.9.5 made phishing-resistant MFA mandatory for law-enforcement access to criminal-justice information as of October 1, 2024; version 6.0 tightened it further.</w:t>
+              <w:t xml:space="preserve">Federal first (≈3 years ago), then state and local — including law enforcement under CJIS 5.9.5, mandatory as of October 1, 2024 — and now private companies, pushed by cyber-insurance renewals that require MFA to be in place.</w:t>
             </w:r>
           </w:p>
           <w:p>
@@ -1103,7 +1103,23 @@
                 <w:sz w:val="20"/>
                 <w:szCs w:val="20"/>
               </w:rPr>
-              <w:t xml:space="preserve">CardLogix’s PIV and FIDO2 cards satisfy that mandate. What agencies still need is a partner to deploy and operate them — the managed-services wrap CardLogix does not bring today.</w:t>
+              <w:t xml:space="preserve">And the kind of MFA matters: phone-based codes (Cisco Duo, Okta) are being displaced because phones get compromised. CardLogix’s PIV and FIDO2 cards are the phishing-resistant answer — riding the badge people already carry.</w:t>
+            </w:r>
+          </w:p>
+          <w:p>
+            <w:pPr>
+              <w:keepNext/>
+              <w:keepLines/>
+              <w:spacing w:after="60" w:before="40" w:line="300"/>
+            </w:pPr>
+            <w:r>
+              <w:rPr>
+                <w:rFonts w:ascii="Open Sans" w:cs="Open Sans" w:eastAsia="Open Sans" w:hAnsi="Open Sans"/>
+                <w:color w:val="59595B"/>
+                <w:sz w:val="20"/>
+                <w:szCs w:val="20"/>
+              </w:rPr>
+              <w:t xml:space="preserve">What customers still need is a partner to deploy and operate it — the managed-services + certificate-authority wrap CardLogix does not bring today.</w:t>
             </w:r>
           </w:p>
           <w:p>
@@ -1221,7 +1237,7 @@
           <w:sz w:val="22"/>
           <w:szCs w:val="22"/>
         </w:rPr>
-        <w:t xml:space="preserve">This is account-based, not broad lead generation. AI sits underneath the relationship layer — it surfaces the right agencies, arms the conversation, and automates the compliance evidence. The human trust between CardLogix, Technijian, and an agency still closes the deal.</w:t>
+        <w:t xml:space="preserve">This is account-based, not broad lead generation. AI sits underneath the relationship layer — it surfaces the right accounts, arms the conversation, and automates the compliance evidence. The human trust between CardLogix, Technijian, and a customer still closes the deal.</w:t>
       </w:r>
     </w:p>
     <w:p>
@@ -1380,7 +1396,7 @@
                 <w:sz w:val="20"/>
                 <w:szCs w:val="20"/>
               </w:rPr>
-              <w:t xml:space="preserve">Get cited: authority content answering the exact CJIS and smart-card questions agency IT teams ask.</w:t>
+              <w:t xml:space="preserve">Get cited: authority content answering the exact MFA, CJIS, and smart-card questions buyers ask.</w:t>
             </w:r>
           </w:p>
           <w:p>
@@ -1396,7 +1412,7 @@
                 <w:sz w:val="20"/>
                 <w:szCs w:val="20"/>
               </w:rPr>
-              <w:t xml:space="preserve">Reach the right accounts: AI account intelligence and trigger monitoring on named agencies and the integrators that serve them.</w:t>
+              <w:t xml:space="preserve">Reach the right accounts: AI account intelligence and trigger monitoring on named agencies, private targets, and the integrators that serve them.</w:t>
             </w:r>
           </w:p>
           <w:p>
@@ -1412,17 +1428,12 @@
                 <w:sz w:val="20"/>
                 <w:szCs w:val="20"/>
               </w:rPr>
-              <w:t xml:space="preserve">Remove the drag: AI-assisted CJIS audit-evidence packs and card-lifecycle automation.</w:t>
+              <w:t xml:space="preserve">Remove the drag: AI-assisted compliance audit-evidence packs and card-lifecycle automation.</w:t>
             </w:r>
           </w:p>
         </w:tc>
       </w:tr>
     </w:tbl>
-    <w:p>
-      <w:r>
-        <w:br w:type="page"/>
-      </w:r>
-    </w:p>
     <w:tbl>
       <w:tblPr>
         <w:tblW w:type="dxa" w:w="9360"/>
@@ -1723,7 +1734,7 @@
                 <w:sz w:val="20"/>
                 <w:szCs w:val="20"/>
               </w:rPr>
-              <w:t xml:space="preserve">Coverage, monitoring, patching, senior support for a lean team</w:t>
+              <w:t xml:space="preserve">Coverage, monitoring, patching, senior support for a lean team (per the 2026 rate card)</w:t>
             </w:r>
           </w:p>
         </w:tc>
@@ -1798,7 +1809,7 @@
                 <w:sz w:val="20"/>
                 <w:szCs w:val="20"/>
               </w:rPr>
-              <w:t xml:space="preserve">My SEO — Authority Starter</w:t>
+              <w:t xml:space="preserve">My SEO — Tier 3</w:t>
             </w:r>
           </w:p>
         </w:tc>
@@ -1833,7 +1844,7 @@
                 <w:sz w:val="20"/>
                 <w:szCs w:val="20"/>
               </w:rPr>
-              <w:t xml:space="preserve">Foundation content on CJIS + smart-card questions</w:t>
+              <w:t xml:space="preserve">Authority content on the MFA, CJIS + smart-card questions buyers ask</w:t>
             </w:r>
           </w:p>
         </w:tc>
@@ -1868,7 +1879,7 @@
                 <w:sz w:val="20"/>
                 <w:szCs w:val="20"/>
               </w:rPr>
-              <w:t xml:space="preserve">~$12,000</w:t>
+              <w:t xml:space="preserve">$12,000</w:t>
             </w:r>
           </w:p>
         </w:tc>
@@ -2096,7 +2107,7 @@
     </w:tbl>
     <w:p>
       <w:pPr>
-        <w:spacing w:after="0" w:before="140"/>
+        <w:spacing w:after="0" w:before="120"/>
       </w:pPr>
       <w:r>
         <w:t xml:space="preserve"/>
@@ -2118,9 +2129,614 @@
           <w:sz w:val="22"/>
           <w:szCs w:val="22"/>
         </w:rPr>
-        <w:t xml:space="preserve">The entry is small on purpose. Its return is partly recovered internal IT time and a stronger posture — but mostly the trust that makes the partnership (Track B) credible. The bigger build comes later, once the entry proves the lift.</w:t>
-      </w:r>
-    </w:p>
+        <w:t xml:space="preserve">We model the return as a range, not a single optimistic number. The Very Conservative floor assumes the partnership lands nothing in Year 1 (the entry pays back in recovered time and a stronger posture); the Likely case counts one joint managed-MFA/CA win, which Nick confirmed CardLogix wants to offer:</w:t>
+      </w:r>
+    </w:p>
+    <w:p>
+      <w:pPr>
+        <w:spacing w:after="0" w:before="60"/>
+      </w:pPr>
+      <w:r>
+        <w:t xml:space="preserve"/>
+      </w:r>
+    </w:p>
+    <w:tbl>
+      <w:tblPr>
+        <w:tblW w:type="dxa" w:w="9360"/>
+        <w:tblBorders>
+          <w:top w:val="single" w:color="auto" w:sz="4"/>
+          <w:left w:val="single" w:color="auto" w:sz="4"/>
+          <w:bottom w:val="single" w:color="auto" w:sz="4"/>
+          <w:right w:val="single" w:color="auto" w:sz="4"/>
+          <w:insideH w:val="single" w:color="auto" w:sz="4"/>
+          <w:insideV w:val="single" w:color="auto" w:sz="4"/>
+        </w:tblBorders>
+      </w:tblPr>
+      <w:tblGrid>
+        <w:gridCol w:w="3120"/>
+        <w:gridCol w:w="2080"/>
+        <w:gridCol w:w="2080"/>
+        <w:gridCol w:w="2080"/>
+      </w:tblGrid>
+      <w:tr>
+        <w:trPr>
+          <w:cantSplit/>
+          <w:tblHeader/>
+        </w:trPr>
+        <w:tc>
+          <w:tcPr>
+            <w:tcW w:type="dxa" w:w="3120"/>
+            <w:tcBorders>
+              <w:top w:val="single" w:color="E9ECEF" w:sz="4"/>
+              <w:left w:val="single" w:color="E9ECEF" w:sz="4"/>
+              <w:bottom w:val="single" w:color="E9ECEF" w:sz="4"/>
+              <w:right w:val="single" w:color="E9ECEF" w:sz="4"/>
+            </w:tcBorders>
+            <w:shd w:fill="006DB6" w:val="clear"/>
+            <w:tcMar>
+              <w:top w:type="dxa" w:w="120"/>
+              <w:left w:type="dxa" w:w="140"/>
+              <w:bottom w:type="dxa" w:w="120"/>
+              <w:right w:type="dxa" w:w="140"/>
+            </w:tcMar>
+            <w:vAlign w:val="center"/>
+          </w:tcPr>
+          <w:p>
+            <w:pPr>
+              <w:jc w:val="left"/>
+            </w:pPr>
+            <w:r>
+              <w:rPr>
+                <w:rFonts w:ascii="Open Sans" w:cs="Open Sans" w:eastAsia="Open Sans" w:hAnsi="Open Sans"/>
+                <w:b/>
+                <w:bCs/>
+                <w:color w:val="FFFFFF"/>
+                <w:sz w:val="20"/>
+                <w:szCs w:val="20"/>
+              </w:rPr>
+              <w:t xml:space="preserve">Year-1 ROI vs. entry</w:t>
+            </w:r>
+          </w:p>
+        </w:tc>
+        <w:tc>
+          <w:tcPr>
+            <w:tcW w:type="dxa" w:w="2080"/>
+            <w:tcBorders>
+              <w:top w:val="single" w:color="E9ECEF" w:sz="4"/>
+              <w:left w:val="single" w:color="E9ECEF" w:sz="4"/>
+              <w:bottom w:val="single" w:color="E9ECEF" w:sz="4"/>
+              <w:right w:val="single" w:color="E9ECEF" w:sz="4"/>
+            </w:tcBorders>
+            <w:shd w:fill="006DB6" w:val="clear"/>
+            <w:tcMar>
+              <w:top w:type="dxa" w:w="120"/>
+              <w:left w:type="dxa" w:w="140"/>
+              <w:bottom w:type="dxa" w:w="120"/>
+              <w:right w:type="dxa" w:w="140"/>
+            </w:tcMar>
+            <w:vAlign w:val="center"/>
+          </w:tcPr>
+          <w:p>
+            <w:pPr>
+              <w:jc w:val="right"/>
+            </w:pPr>
+            <w:r>
+              <w:rPr>
+                <w:rFonts w:ascii="Open Sans" w:cs="Open Sans" w:eastAsia="Open Sans" w:hAnsi="Open Sans"/>
+                <w:b/>
+                <w:bCs/>
+                <w:color w:val="FFFFFF"/>
+                <w:sz w:val="20"/>
+                <w:szCs w:val="20"/>
+              </w:rPr>
+              <w:t xml:space="preserve">Very Conservative</w:t>
+            </w:r>
+          </w:p>
+        </w:tc>
+        <w:tc>
+          <w:tcPr>
+            <w:tcW w:type="dxa" w:w="2080"/>
+            <w:tcBorders>
+              <w:top w:val="single" w:color="E9ECEF" w:sz="4"/>
+              <w:left w:val="single" w:color="E9ECEF" w:sz="4"/>
+              <w:bottom w:val="single" w:color="E9ECEF" w:sz="4"/>
+              <w:right w:val="single" w:color="E9ECEF" w:sz="4"/>
+            </w:tcBorders>
+            <w:shd w:fill="006DB6" w:val="clear"/>
+            <w:tcMar>
+              <w:top w:type="dxa" w:w="120"/>
+              <w:left w:type="dxa" w:w="140"/>
+              <w:bottom w:type="dxa" w:w="120"/>
+              <w:right w:type="dxa" w:w="140"/>
+            </w:tcMar>
+            <w:vAlign w:val="center"/>
+          </w:tcPr>
+          <w:p>
+            <w:pPr>
+              <w:jc w:val="right"/>
+            </w:pPr>
+            <w:r>
+              <w:rPr>
+                <w:rFonts w:ascii="Open Sans" w:cs="Open Sans" w:eastAsia="Open Sans" w:hAnsi="Open Sans"/>
+                <w:b/>
+                <w:bCs/>
+                <w:color w:val="FFFFFF"/>
+                <w:sz w:val="20"/>
+                <w:szCs w:val="20"/>
+              </w:rPr>
+              <w:t xml:space="preserve">Likely</w:t>
+            </w:r>
+          </w:p>
+        </w:tc>
+        <w:tc>
+          <w:tcPr>
+            <w:tcW w:type="dxa" w:w="2080"/>
+            <w:tcBorders>
+              <w:top w:val="single" w:color="E9ECEF" w:sz="4"/>
+              <w:left w:val="single" w:color="E9ECEF" w:sz="4"/>
+              <w:bottom w:val="single" w:color="E9ECEF" w:sz="4"/>
+              <w:right w:val="single" w:color="E9ECEF" w:sz="4"/>
+            </w:tcBorders>
+            <w:shd w:fill="006DB6" w:val="clear"/>
+            <w:tcMar>
+              <w:top w:type="dxa" w:w="120"/>
+              <w:left w:type="dxa" w:w="140"/>
+              <w:bottom w:type="dxa" w:w="120"/>
+              <w:right w:type="dxa" w:w="140"/>
+            </w:tcMar>
+            <w:vAlign w:val="center"/>
+          </w:tcPr>
+          <w:p>
+            <w:pPr>
+              <w:jc w:val="right"/>
+            </w:pPr>
+            <w:r>
+              <w:rPr>
+                <w:rFonts w:ascii="Open Sans" w:cs="Open Sans" w:eastAsia="Open Sans" w:hAnsi="Open Sans"/>
+                <w:b/>
+                <w:bCs/>
+                <w:color w:val="FFFFFF"/>
+                <w:sz w:val="20"/>
+                <w:szCs w:val="20"/>
+              </w:rPr>
+              <w:t xml:space="preserve">Upside</w:t>
+            </w:r>
+          </w:p>
+        </w:tc>
+      </w:tr>
+      <w:tr>
+        <w:trPr>
+          <w:cantSplit/>
+        </w:trPr>
+        <w:tc>
+          <w:tcPr>
+            <w:tcW w:type="dxa" w:w="3120"/>
+            <w:tcBorders>
+              <w:top w:val="single" w:color="E9ECEF" w:sz="4"/>
+              <w:left w:val="single" w:color="E9ECEF" w:sz="4"/>
+              <w:bottom w:val="single" w:color="E9ECEF" w:sz="4"/>
+              <w:right w:val="single" w:color="E9ECEF" w:sz="4"/>
+            </w:tcBorders>
+            <w:shd w:fill="FFFFFF" w:val="clear"/>
+            <w:tcMar>
+              <w:top w:type="dxa" w:w="100"/>
+              <w:left w:type="dxa" w:w="140"/>
+              <w:bottom w:type="dxa" w:w="100"/>
+              <w:right w:type="dxa" w:w="140"/>
+            </w:tcMar>
+            <w:vAlign w:val="center"/>
+          </w:tcPr>
+          <w:p>
+            <w:pPr>
+              <w:jc w:val="left"/>
+            </w:pPr>
+            <w:r>
+              <w:rPr>
+                <w:rFonts w:ascii="Open Sans" w:cs="Open Sans" w:eastAsia="Open Sans" w:hAnsi="Open Sans"/>
+                <w:b w:val="false"/>
+                <w:bCs w:val="false"/>
+                <w:color w:val="59595B"/>
+                <w:sz w:val="20"/>
+                <w:szCs w:val="20"/>
+              </w:rPr>
+              <w:t xml:space="preserve">Estimated Y1 value</w:t>
+            </w:r>
+          </w:p>
+        </w:tc>
+        <w:tc>
+          <w:tcPr>
+            <w:tcW w:type="dxa" w:w="2080"/>
+            <w:tcBorders>
+              <w:top w:val="single" w:color="E9ECEF" w:sz="4"/>
+              <w:left w:val="single" w:color="E9ECEF" w:sz="4"/>
+              <w:bottom w:val="single" w:color="E9ECEF" w:sz="4"/>
+              <w:right w:val="single" w:color="E9ECEF" w:sz="4"/>
+            </w:tcBorders>
+            <w:shd w:fill="FFFFFF" w:val="clear"/>
+            <w:tcMar>
+              <w:top w:type="dxa" w:w="100"/>
+              <w:left w:type="dxa" w:w="140"/>
+              <w:bottom w:type="dxa" w:w="100"/>
+              <w:right w:type="dxa" w:w="140"/>
+            </w:tcMar>
+            <w:vAlign w:val="center"/>
+          </w:tcPr>
+          <w:p>
+            <w:pPr>
+              <w:jc w:val="right"/>
+            </w:pPr>
+            <w:r>
+              <w:rPr>
+                <w:rFonts w:ascii="Open Sans" w:cs="Open Sans" w:eastAsia="Open Sans" w:hAnsi="Open Sans"/>
+                <w:b w:val="false"/>
+                <w:bCs w:val="false"/>
+                <w:color w:val="59595B"/>
+                <w:sz w:val="20"/>
+                <w:szCs w:val="20"/>
+              </w:rPr>
+              <w:t xml:space="preserve">+$15,000</w:t>
+            </w:r>
+          </w:p>
+        </w:tc>
+        <w:tc>
+          <w:tcPr>
+            <w:tcW w:type="dxa" w:w="2080"/>
+            <w:tcBorders>
+              <w:top w:val="single" w:color="E9ECEF" w:sz="4"/>
+              <w:left w:val="single" w:color="E9ECEF" w:sz="4"/>
+              <w:bottom w:val="single" w:color="E9ECEF" w:sz="4"/>
+              <w:right w:val="single" w:color="E9ECEF" w:sz="4"/>
+            </w:tcBorders>
+            <w:shd w:fill="FFFFFF" w:val="clear"/>
+            <w:tcMar>
+              <w:top w:type="dxa" w:w="100"/>
+              <w:left w:type="dxa" w:w="140"/>
+              <w:bottom w:type="dxa" w:w="100"/>
+              <w:right w:type="dxa" w:w="140"/>
+            </w:tcMar>
+            <w:vAlign w:val="center"/>
+          </w:tcPr>
+          <w:p>
+            <w:pPr>
+              <w:jc w:val="right"/>
+            </w:pPr>
+            <w:r>
+              <w:rPr>
+                <w:rFonts w:ascii="Open Sans" w:cs="Open Sans" w:eastAsia="Open Sans" w:hAnsi="Open Sans"/>
+                <w:b w:val="false"/>
+                <w:bCs w:val="false"/>
+                <w:color w:val="59595B"/>
+                <w:sz w:val="20"/>
+                <w:szCs w:val="20"/>
+              </w:rPr>
+              <w:t xml:space="preserve">+$55,000</w:t>
+            </w:r>
+          </w:p>
+        </w:tc>
+        <w:tc>
+          <w:tcPr>
+            <w:tcW w:type="dxa" w:w="2080"/>
+            <w:tcBorders>
+              <w:top w:val="single" w:color="E9ECEF" w:sz="4"/>
+              <w:left w:val="single" w:color="E9ECEF" w:sz="4"/>
+              <w:bottom w:val="single" w:color="E9ECEF" w:sz="4"/>
+              <w:right w:val="single" w:color="E9ECEF" w:sz="4"/>
+            </w:tcBorders>
+            <w:shd w:fill="FFFFFF" w:val="clear"/>
+            <w:tcMar>
+              <w:top w:type="dxa" w:w="100"/>
+              <w:left w:type="dxa" w:w="140"/>
+              <w:bottom w:type="dxa" w:w="100"/>
+              <w:right w:type="dxa" w:w="140"/>
+            </w:tcMar>
+            <w:vAlign w:val="center"/>
+          </w:tcPr>
+          <w:p>
+            <w:pPr>
+              <w:jc w:val="right"/>
+            </w:pPr>
+            <w:r>
+              <w:rPr>
+                <w:rFonts w:ascii="Open Sans" w:cs="Open Sans" w:eastAsia="Open Sans" w:hAnsi="Open Sans"/>
+                <w:b w:val="false"/>
+                <w:bCs w:val="false"/>
+                <w:color w:val="59595B"/>
+                <w:sz w:val="20"/>
+                <w:szCs w:val="20"/>
+              </w:rPr>
+              <w:t xml:space="preserve">+$95,000</w:t>
+            </w:r>
+          </w:p>
+        </w:tc>
+      </w:tr>
+      <w:tr>
+        <w:trPr>
+          <w:cantSplit/>
+        </w:trPr>
+        <w:tc>
+          <w:tcPr>
+            <w:tcW w:type="dxa" w:w="3120"/>
+            <w:tcBorders>
+              <w:top w:val="single" w:color="E9ECEF" w:sz="4"/>
+              <w:left w:val="single" w:color="E9ECEF" w:sz="4"/>
+              <w:bottom w:val="single" w:color="E9ECEF" w:sz="4"/>
+              <w:right w:val="single" w:color="E9ECEF" w:sz="4"/>
+            </w:tcBorders>
+            <w:shd w:fill="F8F9FA" w:val="clear"/>
+            <w:tcMar>
+              <w:top w:type="dxa" w:w="100"/>
+              <w:left w:type="dxa" w:w="140"/>
+              <w:bottom w:type="dxa" w:w="100"/>
+              <w:right w:type="dxa" w:w="140"/>
+            </w:tcMar>
+            <w:vAlign w:val="center"/>
+          </w:tcPr>
+          <w:p>
+            <w:pPr>
+              <w:jc w:val="left"/>
+            </w:pPr>
+            <w:r>
+              <w:rPr>
+                <w:rFonts w:ascii="Open Sans" w:cs="Open Sans" w:eastAsia="Open Sans" w:hAnsi="Open Sans"/>
+                <w:b/>
+                <w:bCs/>
+                <w:color w:val="59595B"/>
+                <w:sz w:val="20"/>
+                <w:szCs w:val="20"/>
+              </w:rPr>
+              <w:t xml:space="preserve">Modeled ROI</w:t>
+            </w:r>
+          </w:p>
+        </w:tc>
+        <w:tc>
+          <w:tcPr>
+            <w:tcW w:type="dxa" w:w="2080"/>
+            <w:tcBorders>
+              <w:top w:val="single" w:color="E9ECEF" w:sz="4"/>
+              <w:left w:val="single" w:color="E9ECEF" w:sz="4"/>
+              <w:bottom w:val="single" w:color="E9ECEF" w:sz="4"/>
+              <w:right w:val="single" w:color="E9ECEF" w:sz="4"/>
+            </w:tcBorders>
+            <w:shd w:fill="F8F9FA" w:val="clear"/>
+            <w:tcMar>
+              <w:top w:type="dxa" w:w="100"/>
+              <w:left w:type="dxa" w:w="140"/>
+              <w:bottom w:type="dxa" w:w="100"/>
+              <w:right w:type="dxa" w:w="140"/>
+            </w:tcMar>
+            <w:vAlign w:val="center"/>
+          </w:tcPr>
+          <w:p>
+            <w:pPr>
+              <w:jc w:val="right"/>
+            </w:pPr>
+            <w:r>
+              <w:rPr>
+                <w:rFonts w:ascii="Open Sans" w:cs="Open Sans" w:eastAsia="Open Sans" w:hAnsi="Open Sans"/>
+                <w:b/>
+                <w:bCs/>
+                <w:color w:val="006DB6"/>
+                <w:sz w:val="20"/>
+                <w:szCs w:val="20"/>
+              </w:rPr>
+              <w:t xml:space="preserve">~0.5×</w:t>
+            </w:r>
+          </w:p>
+        </w:tc>
+        <w:tc>
+          <w:tcPr>
+            <w:tcW w:type="dxa" w:w="2080"/>
+            <w:tcBorders>
+              <w:top w:val="single" w:color="E9ECEF" w:sz="4"/>
+              <w:left w:val="single" w:color="E9ECEF" w:sz="4"/>
+              <w:bottom w:val="single" w:color="E9ECEF" w:sz="4"/>
+              <w:right w:val="single" w:color="E9ECEF" w:sz="4"/>
+            </w:tcBorders>
+            <w:shd w:fill="F8F9FA" w:val="clear"/>
+            <w:tcMar>
+              <w:top w:type="dxa" w:w="100"/>
+              <w:left w:type="dxa" w:w="140"/>
+              <w:bottom w:type="dxa" w:w="100"/>
+              <w:right w:type="dxa" w:w="140"/>
+            </w:tcMar>
+            <w:vAlign w:val="center"/>
+          </w:tcPr>
+          <w:p>
+            <w:pPr>
+              <w:jc w:val="right"/>
+            </w:pPr>
+            <w:r>
+              <w:rPr>
+                <w:rFonts w:ascii="Open Sans" w:cs="Open Sans" w:eastAsia="Open Sans" w:hAnsi="Open Sans"/>
+                <w:b/>
+                <w:bCs/>
+                <w:color w:val="006DB6"/>
+                <w:sz w:val="20"/>
+                <w:szCs w:val="20"/>
+              </w:rPr>
+              <w:t xml:space="preserve">~1.8×</w:t>
+            </w:r>
+          </w:p>
+        </w:tc>
+        <w:tc>
+          <w:tcPr>
+            <w:tcW w:type="dxa" w:w="2080"/>
+            <w:tcBorders>
+              <w:top w:val="single" w:color="E9ECEF" w:sz="4"/>
+              <w:left w:val="single" w:color="E9ECEF" w:sz="4"/>
+              <w:bottom w:val="single" w:color="E9ECEF" w:sz="4"/>
+              <w:right w:val="single" w:color="E9ECEF" w:sz="4"/>
+            </w:tcBorders>
+            <w:shd w:fill="F8F9FA" w:val="clear"/>
+            <w:tcMar>
+              <w:top w:type="dxa" w:w="100"/>
+              <w:left w:type="dxa" w:w="140"/>
+              <w:bottom w:type="dxa" w:w="100"/>
+              <w:right w:type="dxa" w:w="140"/>
+            </w:tcMar>
+            <w:vAlign w:val="center"/>
+          </w:tcPr>
+          <w:p>
+            <w:pPr>
+              <w:jc w:val="right"/>
+            </w:pPr>
+            <w:r>
+              <w:rPr>
+                <w:rFonts w:ascii="Open Sans" w:cs="Open Sans" w:eastAsia="Open Sans" w:hAnsi="Open Sans"/>
+                <w:b/>
+                <w:bCs/>
+                <w:color w:val="006DB6"/>
+                <w:sz w:val="20"/>
+                <w:szCs w:val="20"/>
+              </w:rPr>
+              <w:t xml:space="preserve">~3.0×</w:t>
+            </w:r>
+          </w:p>
+        </w:tc>
+      </w:tr>
+    </w:tbl>
+    <w:p>
+      <w:pPr>
+        <w:spacing w:after="0" w:before="120"/>
+      </w:pPr>
+      <w:r>
+        <w:t xml:space="preserve"/>
+      </w:r>
+    </w:p>
+    <w:p>
+      <w:pPr>
+        <w:spacing w:after="140" w:before="0" w:line="320"/>
+        <w:jc w:val="both"/>
+      </w:pPr>
+      <w:r>
+        <w:rPr>
+          <w:rFonts w:ascii="Open Sans" w:cs="Open Sans" w:eastAsia="Open Sans" w:hAnsi="Open Sans"/>
+          <w:b w:val="false"/>
+          <w:bCs w:val="false"/>
+          <w:i w:val="false"/>
+          <w:iCs w:val="false"/>
+          <w:color w:val="59595B"/>
+          <w:sz w:val="22"/>
+          <w:szCs w:val="22"/>
+        </w:rPr>
+        <w:t xml:space="preserve">The entry is small on purpose. The real economics live in the expansion — the managed CA on cloud HSM, the CJIS practice, the account-intelligence engine — against a market widening from federal and law enforcement into private companies. The bigger build comes later, once the entry proves the lift.</w:t>
+      </w:r>
+    </w:p>
+    <w:p>
+      <w:pPr>
+        <w:spacing w:after="0" w:before="120"/>
+      </w:pPr>
+      <w:r>
+        <w:t xml:space="preserve"/>
+      </w:r>
+    </w:p>
+    <w:tbl>
+      <w:tblPr>
+        <w:tblW w:type="dxa" w:w="9360"/>
+        <w:tblBorders>
+          <w:top w:val="single" w:color="auto" w:sz="4"/>
+          <w:left w:val="single" w:color="auto" w:sz="4"/>
+          <w:bottom w:val="single" w:color="auto" w:sz="4"/>
+          <w:right w:val="single" w:color="auto" w:sz="4"/>
+          <w:insideH w:val="single" w:color="auto" w:sz="4"/>
+          <w:insideV w:val="single" w:color="auto" w:sz="4"/>
+        </w:tblBorders>
+      </w:tblPr>
+      <w:tblGrid>
+        <w:gridCol w:w="80"/>
+        <w:gridCol w:w="9280"/>
+      </w:tblGrid>
+      <w:tr>
+        <w:trPr>
+          <w:cantSplit/>
+        </w:trPr>
+        <w:tc>
+          <w:tcPr>
+            <w:tcW w:type="dxa" w:w="80"/>
+            <w:tcBorders>
+              <w:top w:val="none" w:color="FFFFFF" w:sz="0"/>
+              <w:left w:val="none" w:color="FFFFFF" w:sz="0"/>
+              <w:bottom w:val="none" w:color="FFFFFF" w:sz="0"/>
+              <w:right w:val="none" w:color="FFFFFF" w:sz="0"/>
+            </w:tcBorders>
+            <w:shd w:fill="1EAAC8" w:val="clear"/>
+          </w:tcPr>
+          <w:p>
+            <w:r>
+              <w:t xml:space="preserve"/>
+            </w:r>
+          </w:p>
+        </w:tc>
+        <w:tc>
+          <w:tcPr>
+            <w:tcW w:type="dxa" w:w="9280"/>
+            <w:tcBorders>
+              <w:top w:val="none" w:color="FFFFFF" w:sz="0"/>
+              <w:left w:val="none" w:color="FFFFFF" w:sz="0"/>
+              <w:bottom w:val="none" w:color="FFFFFF" w:sz="0"/>
+              <w:right w:val="none" w:color="FFFFFF" w:sz="0"/>
+            </w:tcBorders>
+            <w:shd w:fill="F8F9FA" w:val="clear"/>
+            <w:tcMar>
+              <w:top w:type="dxa" w:w="160"/>
+              <w:left w:type="dxa" w:w="240"/>
+              <w:bottom w:type="dxa" w:w="160"/>
+              <w:right w:type="dxa" w:w="200"/>
+            </w:tcMar>
+          </w:tcPr>
+          <w:p>
+            <w:pPr>
+              <w:keepNext/>
+              <w:keepLines/>
+              <w:spacing w:after="80" w:before="80"/>
+            </w:pPr>
+            <w:r>
+              <w:rPr>
+                <w:rFonts w:ascii="Open Sans" w:cs="Open Sans" w:eastAsia="Open Sans" w:hAnsi="Open Sans"/>
+                <w:b/>
+                <w:bCs/>
+                <w:color w:val="1EAAC8"/>
+                <w:sz w:val="22"/>
+                <w:szCs w:val="22"/>
+              </w:rPr>
+              <w:t xml:space="preserve">Start Free — Nexus Assess</w:t>
+            </w:r>
+          </w:p>
+          <w:p>
+            <w:pPr>
+              <w:keepNext/>
+              <w:keepLines/>
+              <w:spacing w:after="60" w:before="40" w:line="300"/>
+            </w:pPr>
+            <w:r>
+              <w:rPr>
+                <w:rFonts w:ascii="Open Sans" w:cs="Open Sans" w:eastAsia="Open Sans" w:hAnsi="Open Sans"/>
+                <w:color w:val="59595B"/>
+                <w:sz w:val="20"/>
+                <w:szCs w:val="20"/>
+              </w:rPr>
+              <w:t xml:space="preserve">Before any commitment, Technijian runs a free Nexus Assess security assessment: internal vulnerabilities (devices, Active Directory, patches, EOL systems), external exposure (perimeter scan + dark-web credential check), and a Microsoft 365 review (MFA coverage, risky sign-ins, admin roles, sharing).</w:t>
+            </w:r>
+          </w:p>
+          <w:p>
+            <w:pPr>
+              <w:keepNext w:val="false"/>
+              <w:keepLines/>
+              <w:spacing w:after="60" w:before="40" w:line="300"/>
+            </w:pPr>
+            <w:r>
+              <w:rPr>
+                <w:rFonts w:ascii="Open Sans" w:cs="Open Sans" w:eastAsia="Open Sans" w:hAnsi="Open Sans"/>
+                <w:color w:val="59595B"/>
+                <w:sz w:val="20"/>
+                <w:szCs w:val="20"/>
+              </w:rPr>
+              <w:t xml:space="preserve">It returns a prioritized remediation roadmap and maps to CJIS, HIPAA, SOC 2, PCI, and NIST — so the free run doubles as a head start on the CJIS gap map. No contract, no spend.</w:t>
+            </w:r>
+          </w:p>
+        </w:tc>
+      </w:tr>
+    </w:tbl>
     <w:p>
       <w:pPr>
         <w:spacing w:after="0" w:before="160"/>

--- a/Clients/CDLX/CardLogix-AI-Growth-Summary.docx
+++ b/Clients/CDLX/CardLogix-AI-Growth-Summary.docx
@@ -1248,7 +1248,7 @@
       <w:r>
         <w:drawing>
           <wp:inline distT="0" distB="0" distL="0" distR="0">
-            <wp:extent cx="5715000" cy="4029075"/>
+            <wp:extent cx="5715000" cy="2419350"/>
             <wp:effectExtent t="0" r="0" b="0" l="0"/>
             <wp:docPr id="1" name="CardLogix AI Growth Engine" descr="CardLogix AI Growth Engine" title="CardLogix AI Growth Engine"/>
             <wp:cNvGraphicFramePr>
@@ -1273,7 +1273,7 @@
                   <pic:spPr bwMode="auto">
                     <a:xfrm>
                       <a:off x="0" y="0"/>
-                      <a:ext cx="5715000" cy="4029075"/>
+                      <a:ext cx="5715000" cy="2419350"/>
                     </a:xfrm>
                     <a:prstGeom prst="rect">
                       <a:avLst/>
@@ -2519,7 +2519,7 @@
                 <w:sz w:val="20"/>
                 <w:szCs w:val="20"/>
               </w:rPr>
-              <w:t xml:space="preserve">~0.5×</w:t>
+              <w:t xml:space="preserve">Cost-recovered</w:t>
             </w:r>
           </w:p>
         </w:tc>
@@ -2820,7 +2820,7 @@
       <w:r>
         <w:drawing>
           <wp:inline distT="0" distB="0" distL="0" distR="0">
-            <wp:extent cx="5715000" cy="3286125"/>
+            <wp:extent cx="5715000" cy="2133600"/>
             <wp:effectExtent t="0" r="0" b="0" l="0"/>
             <wp:docPr id="1" name="Implementation Roadmap" descr="Implementation Roadmap" title="Implementation Roadmap"/>
             <wp:cNvGraphicFramePr>
@@ -2845,7 +2845,7 @@
                   <pic:spPr bwMode="auto">
                     <a:xfrm>
                       <a:off x="0" y="0"/>
-                      <a:ext cx="5715000" cy="3286125"/>
+                      <a:ext cx="5715000" cy="2133600"/>
                     </a:xfrm>
                     <a:prstGeom prst="rect">
                       <a:avLst/>

--- a/Clients/CDLX/CardLogix-AI-Growth-Summary.docx
+++ b/Clients/CDLX/CardLogix-AI-Growth-Summary.docx
@@ -768,7 +768,7 @@
                 <w:sz w:val="20"/>
                 <w:szCs w:val="20"/>
               </w:rPr>
-              <w:t xml:space="preserve">CardLogix supplies the credentials; Technijian wraps managed IT, SOC, compliance, and the certificate authority for end customers</w:t>
+              <w:t xml:space="preserve">CardLogix supplies the credentials; Technijian wraps managed IT, MDR, compliance, and the certificate authority for end customers</w:t>
             </w:r>
           </w:p>
         </w:tc>
